--- a/documentation/docx/DACS_Results_Capture_Log.docx
+++ b/documentation/docx/DACS_Results_Capture_Log.docx
@@ -3986,7 +3986,7 @@
           <w:color w:val="1F4E79"/>
           <w:sz w:val="28"/>
         </w:rPr>
-        <w:t>Section 3 — Layer-Wise DQD Scores (Activity 4)</w:t>
+        <w:t xml:space="preserve">Section 3 — Activation Range Analysis (Activity 4)</w:t>
       </w:r>
     </w:p>
     <w:p>
@@ -3996,41 +3996,46 @@
       <w:r>
         <w:rPr>
           <w:i/>
+          <w:color w:val="333333"/>
           <w:sz w:val="18"/>
         </w:rPr>
-        <w:t>DQD(L) = KL-divergence between activation distributions at layer L under generic (C1) vs. domain (C3) calibration. Higher = more divergence = greater sensitivity to calibration data choice. Expected: LoRA-adapted layers score higher.</w:t>
+        <w:t xml:space="preserve">Activity 4 measures per-channel input activation range ratios for each calibration condition vs. MMLU inference. range_ratio = max|X_calib| / max|X_MMLU| per channel. Ratio &lt; 1.0 means the calibration text underestimates the inference activation range, causing SmoothQuant to set smoothing scales too small. Completed April 18, 2026.</w:t>
       </w:r>
     </w:p>
     <w:p>
       <w:pPr>
-        <w:pStyle w:val="Heading2"/>
+        <w:spacing w:after="40" w:before="0"/>
+      </w:pPr>
+      <w:r>
+        <w:rPr>
+          <w:color w:val="333333"/>
+          <w:sz w:val="16"/>
+        </w:rPr>
+        <w:t xml:space="preserve"> </w:t>
+      </w:r>
+    </w:p>
+    <w:p>
+      <w:pPr>
+        <w:spacing w:after="60" w:before="0"/>
       </w:pPr>
       <w:r>
         <w:rPr>
           <w:b/>
-          <w:color w:val="2E75B6"/>
+          <w:color w:val="028090"/>
           <w:sz w:val="22"/>
         </w:rPr>
-        <w:t>3.1 DQD by Projection Type (Cybersecurity Model)</w:t>
+        <w:t xml:space="preserve">3.1  Mean Range Ratio by Domain and Calibration Condition</w:t>
       </w:r>
     </w:p>
     <w:tbl>
       <w:tblPr>
         <w:tblStyle w:val="TableGrid"/>
         <w:tblW w:type="auto" w:w="0"/>
-        <w:tblLook w:firstColumn="1" w:firstRow="1" w:lastColumn="0" w:lastRow="0" w:noHBand="0" w:noVBand="1" w:val="04A0"/>
       </w:tblPr>
-      <w:tblGrid>
-        <w:gridCol w:w="2016"/>
-        <w:gridCol w:w="2016"/>
-        <w:gridCol w:w="2016"/>
-        <w:gridCol w:w="2016"/>
-        <w:gridCol w:w="2016"/>
-      </w:tblGrid>
       <w:tr>
         <w:tc>
           <w:tcPr>
-            <w:tcW w:type="dxa" w:w="3600"/>
+            <w:tcW w:type="dxa" w:w="1872"/>
             <w:shd w:val="clear" w:color="auto" w:fill="1F4E79"/>
           </w:tcPr>
           <w:p>
@@ -4041,15 +4046,15 @@
               <w:rPr>
                 <w:b/>
                 <w:color w:val="FFFFFF"/>
-                <w:sz w:val="16"/>
+                <w:sz w:val="18"/>
               </w:rPr>
-              <w:t>Layer Type</w:t>
+              <w:t xml:space="preserve">Domain</w:t>
             </w:r>
           </w:p>
         </w:tc>
         <w:tc>
           <w:tcPr>
-            <w:tcW w:type="dxa" w:w="1584"/>
+            <w:tcW w:type="dxa" w:w="1872"/>
             <w:shd w:val="clear" w:color="auto" w:fill="1F4E79"/>
           </w:tcPr>
           <w:p>
@@ -4060,15 +4065,15 @@
               <w:rPr>
                 <w:b/>
                 <w:color w:val="FFFFFF"/>
-                <w:sz w:val="16"/>
+                <w:sz w:val="18"/>
               </w:rPr>
-              <w:t>Mean DQD Score</w:t>
+              <w:t xml:space="preserve">C1 Generic</w:t>
             </w:r>
           </w:p>
         </w:tc>
         <w:tc>
           <w:tcPr>
-            <w:tcW w:type="dxa" w:w="1584"/>
+            <w:tcW w:type="dxa" w:w="1872"/>
             <w:shd w:val="clear" w:color="auto" w:fill="1F4E79"/>
           </w:tcPr>
           <w:p>
@@ -4079,15 +4084,15 @@
               <w:rPr>
                 <w:b/>
                 <w:color w:val="FFFFFF"/>
-                <w:sz w:val="16"/>
+                <w:sz w:val="18"/>
               </w:rPr>
-              <w:t>Max DQD Score</w:t>
+              <w:t xml:space="preserve">C2 Self-gen</w:t>
             </w:r>
           </w:p>
         </w:tc>
         <w:tc>
           <w:tcPr>
-            <w:tcW w:type="dxa" w:w="1584"/>
+            <w:tcW w:type="dxa" w:w="1872"/>
             <w:shd w:val="clear" w:color="auto" w:fill="1F4E79"/>
           </w:tcPr>
           <w:p>
@@ -4098,15 +4103,15 @@
               <w:rPr>
                 <w:b/>
                 <w:color w:val="FFFFFF"/>
-                <w:sz w:val="16"/>
+                <w:sz w:val="18"/>
               </w:rPr>
-              <w:t>Min DQD Score</w:t>
+              <w:t xml:space="preserve">C3 Domain</w:t>
             </w:r>
           </w:p>
         </w:tc>
         <w:tc>
           <w:tcPr>
-            <w:tcW w:type="dxa" w:w="1584"/>
+            <w:tcW w:type="dxa" w:w="1872"/>
             <w:shd w:val="clear" w:color="auto" w:fill="1F4E79"/>
           </w:tcPr>
           <w:p>
@@ -4117,9 +4122,9 @@
               <w:rPr>
                 <w:b/>
                 <w:color w:val="FFFFFF"/>
-                <w:sz w:val="16"/>
+                <w:sz w:val="18"/>
               </w:rPr>
-              <w:t>LoRA Adapted?</w:t>
+              <w:t xml:space="preserve">C2 Gap (1−C2)</w:t>
             </w:r>
           </w:p>
         </w:tc>
@@ -4127,26 +4132,25 @@
       <w:tr>
         <w:tc>
           <w:tcPr>
-            <w:tcW w:type="dxa" w:w="3600"/>
-            <w:shd w:val="clear" w:color="auto" w:fill="FFF2CC"/>
+            <w:tcW w:type="dxa" w:w="1872"/>
+            <w:shd w:val="clear" w:color="auto" w:fill="F2F2F2"/>
           </w:tcPr>
           <w:p>
-            <w:pPr>
-              <w:jc w:val="left"/>
-            </w:pPr>
+            <w:pPr/>
             <w:r>
               <w:rPr>
-                <w:b w:val="0"/>
-                <w:sz w:val="16"/>
+                <w:b/>
+                <w:color w:val="333333"/>
+                <w:sz w:val="18"/>
               </w:rPr>
-              <w:t>q_proj (LoRA adapted)</w:t>
+              <w:t xml:space="preserve">Cybersecurity</w:t>
             </w:r>
           </w:p>
         </w:tc>
         <w:tc>
           <w:tcPr>
-            <w:tcW w:type="dxa" w:w="1584"/>
-            <w:shd w:val="clear" w:color="auto" w:fill="FFF2CC"/>
+            <w:tcW w:type="dxa" w:w="1872"/>
+            <w:shd w:val="clear" w:color="auto" w:fill="F2F2F2"/>
           </w:tcPr>
           <w:p>
             <w:pPr>
@@ -4154,53 +4158,17 @@
             </w:pPr>
             <w:r>
               <w:rPr>
-                <w:b w:val="0"/>
-                <w:sz w:val="16"/>
+                <w:color w:val="333333"/>
+                <w:sz w:val="18"/>
               </w:rPr>
-              <w:t>—</w:t>
+              <w:t xml:space="preserve">1.0529</w:t>
             </w:r>
           </w:p>
         </w:tc>
         <w:tc>
           <w:tcPr>
-            <w:tcW w:type="dxa" w:w="1584"/>
-            <w:shd w:val="clear" w:color="auto" w:fill="FFF2CC"/>
-          </w:tcPr>
-          <w:p>
-            <w:pPr>
-              <w:jc w:val="center"/>
-            </w:pPr>
-            <w:r>
-              <w:rPr>
-                <w:b w:val="0"/>
-                <w:sz w:val="16"/>
-              </w:rPr>
-              <w:t>—</w:t>
-            </w:r>
-          </w:p>
-        </w:tc>
-        <w:tc>
-          <w:tcPr>
-            <w:tcW w:type="dxa" w:w="1584"/>
-            <w:shd w:val="clear" w:color="auto" w:fill="FFF2CC"/>
-          </w:tcPr>
-          <w:p>
-            <w:pPr>
-              <w:jc w:val="center"/>
-            </w:pPr>
-            <w:r>
-              <w:rPr>
-                <w:b w:val="0"/>
-                <w:sz w:val="16"/>
-              </w:rPr>
-              <w:t>—</w:t>
-            </w:r>
-          </w:p>
-        </w:tc>
-        <w:tc>
-          <w:tcPr>
-            <w:tcW w:type="dxa" w:w="1584"/>
-            <w:shd w:val="clear" w:color="auto" w:fill="FFF2CC"/>
+            <w:tcW w:type="dxa" w:w="1872"/>
+            <w:shd w:val="clear" w:color="auto" w:fill="FCE4D6"/>
           </w:tcPr>
           <w:p>
             <w:pPr>
@@ -4209,37 +4177,17 @@
             <w:r>
               <w:rPr>
                 <w:b/>
-                <w:color w:val="00B050"/>
-                <w:sz w:val="16"/>
+                <w:color w:val="333333"/>
+                <w:sz w:val="18"/>
               </w:rPr>
-              <w:t>Yes</w:t>
-            </w:r>
-          </w:p>
-        </w:tc>
-      </w:tr>
-      <w:tr>
-        <w:tc>
-          <w:tcPr>
-            <w:tcW w:type="dxa" w:w="3600"/>
-            <w:shd w:val="clear" w:color="auto" w:fill="FFF2CC"/>
-          </w:tcPr>
-          <w:p>
-            <w:pPr>
-              <w:jc w:val="left"/>
-            </w:pPr>
-            <w:r>
-              <w:rPr>
-                <w:b w:val="0"/>
-                <w:sz w:val="16"/>
-              </w:rPr>
-              <w:t>k_proj (LoRA adapted)</w:t>
+              <w:t xml:space="preserve">0.7879</w:t>
             </w:r>
           </w:p>
         </w:tc>
         <w:tc>
           <w:tcPr>
-            <w:tcW w:type="dxa" w:w="1584"/>
-            <w:shd w:val="clear" w:color="auto" w:fill="FFF2CC"/>
+            <w:tcW w:type="dxa" w:w="1872"/>
+            <w:shd w:val="clear" w:color="auto" w:fill="E2EFDA"/>
           </w:tcPr>
           <w:p>
             <w:pPr>
@@ -4247,53 +4195,17 @@
             </w:pPr>
             <w:r>
               <w:rPr>
-                <w:b w:val="0"/>
-                <w:sz w:val="16"/>
+                <w:color w:val="333333"/>
+                <w:sz w:val="18"/>
               </w:rPr>
-              <w:t>—</w:t>
+              <w:t xml:space="preserve">1.0084</w:t>
             </w:r>
           </w:p>
         </w:tc>
         <w:tc>
           <w:tcPr>
-            <w:tcW w:type="dxa" w:w="1584"/>
-            <w:shd w:val="clear" w:color="auto" w:fill="FFF2CC"/>
-          </w:tcPr>
-          <w:p>
-            <w:pPr>
-              <w:jc w:val="center"/>
-            </w:pPr>
-            <w:r>
-              <w:rPr>
-                <w:b w:val="0"/>
-                <w:sz w:val="16"/>
-              </w:rPr>
-              <w:t>—</w:t>
-            </w:r>
-          </w:p>
-        </w:tc>
-        <w:tc>
-          <w:tcPr>
-            <w:tcW w:type="dxa" w:w="1584"/>
-            <w:shd w:val="clear" w:color="auto" w:fill="FFF2CC"/>
-          </w:tcPr>
-          <w:p>
-            <w:pPr>
-              <w:jc w:val="center"/>
-            </w:pPr>
-            <w:r>
-              <w:rPr>
-                <w:b w:val="0"/>
-                <w:sz w:val="16"/>
-              </w:rPr>
-              <w:t>—</w:t>
-            </w:r>
-          </w:p>
-        </w:tc>
-        <w:tc>
-          <w:tcPr>
-            <w:tcW w:type="dxa" w:w="1584"/>
-            <w:shd w:val="clear" w:color="auto" w:fill="FFF2CC"/>
+            <w:tcW w:type="dxa" w:w="1872"/>
+            <w:shd w:val="clear" w:color="auto" w:fill="FCE4D6"/>
           </w:tcPr>
           <w:p>
             <w:pPr>
@@ -4302,10 +4214,10 @@
             <w:r>
               <w:rPr>
                 <w:b/>
-                <w:color w:val="00B050"/>
-                <w:sz w:val="16"/>
+                <w:color w:val="333333"/>
+                <w:sz w:val="18"/>
               </w:rPr>
-              <w:t>Yes</w:t>
+              <w:t xml:space="preserve">0.2121</w:t>
             </w:r>
           </w:p>
         </w:tc>
@@ -4313,583 +4225,24 @@
       <w:tr>
         <w:tc>
           <w:tcPr>
-            <w:tcW w:type="dxa" w:w="3600"/>
-            <w:shd w:val="clear" w:color="auto" w:fill="FFF2CC"/>
+            <w:tcW w:type="dxa" w:w="1872"/>
+            <w:shd w:val="clear" w:color="auto" w:fill="F2F2F2"/>
           </w:tcPr>
           <w:p>
-            <w:pPr>
-              <w:jc w:val="left"/>
-            </w:pPr>
+            <w:pPr/>
             <w:r>
               <w:rPr>
-                <w:b w:val="0"/>
-                <w:sz w:val="16"/>
+                <w:b/>
+                <w:color w:val="333333"/>
+                <w:sz w:val="18"/>
               </w:rPr>
-              <w:t>v_proj (LoRA adapted)</w:t>
+              <w:t xml:space="preserve">Medical</w:t>
             </w:r>
           </w:p>
         </w:tc>
         <w:tc>
           <w:tcPr>
-            <w:tcW w:type="dxa" w:w="1584"/>
-            <w:shd w:val="clear" w:color="auto" w:fill="FFF2CC"/>
-          </w:tcPr>
-          <w:p>
-            <w:pPr>
-              <w:jc w:val="center"/>
-            </w:pPr>
-            <w:r>
-              <w:rPr>
-                <w:b w:val="0"/>
-                <w:sz w:val="16"/>
-              </w:rPr>
-              <w:t>—</w:t>
-            </w:r>
-          </w:p>
-        </w:tc>
-        <w:tc>
-          <w:tcPr>
-            <w:tcW w:type="dxa" w:w="1584"/>
-            <w:shd w:val="clear" w:color="auto" w:fill="FFF2CC"/>
-          </w:tcPr>
-          <w:p>
-            <w:pPr>
-              <w:jc w:val="center"/>
-            </w:pPr>
-            <w:r>
-              <w:rPr>
-                <w:b w:val="0"/>
-                <w:sz w:val="16"/>
-              </w:rPr>
-              <w:t>—</w:t>
-            </w:r>
-          </w:p>
-        </w:tc>
-        <w:tc>
-          <w:tcPr>
-            <w:tcW w:type="dxa" w:w="1584"/>
-            <w:shd w:val="clear" w:color="auto" w:fill="FFF2CC"/>
-          </w:tcPr>
-          <w:p>
-            <w:pPr>
-              <w:jc w:val="center"/>
-            </w:pPr>
-            <w:r>
-              <w:rPr>
-                <w:b w:val="0"/>
-                <w:sz w:val="16"/>
-              </w:rPr>
-              <w:t>—</w:t>
-            </w:r>
-          </w:p>
-        </w:tc>
-        <w:tc>
-          <w:tcPr>
-            <w:tcW w:type="dxa" w:w="1584"/>
-            <w:shd w:val="clear" w:color="auto" w:fill="FFF2CC"/>
-          </w:tcPr>
-          <w:p>
-            <w:pPr>
-              <w:jc w:val="center"/>
-            </w:pPr>
-            <w:r>
-              <w:rPr>
-                <w:b/>
-                <w:color w:val="00B050"/>
-                <w:sz w:val="16"/>
-              </w:rPr>
-              <w:t>Yes</w:t>
-            </w:r>
-          </w:p>
-        </w:tc>
-      </w:tr>
-      <w:tr>
-        <w:tc>
-          <w:tcPr>
-            <w:tcW w:type="dxa" w:w="3600"/>
-            <w:shd w:val="clear" w:color="auto" w:fill="FFF2CC"/>
-          </w:tcPr>
-          <w:p>
-            <w:pPr>
-              <w:jc w:val="left"/>
-            </w:pPr>
-            <w:r>
-              <w:rPr>
-                <w:b w:val="0"/>
-                <w:sz w:val="16"/>
-              </w:rPr>
-              <w:t>o_proj (LoRA adapted)</w:t>
-            </w:r>
-          </w:p>
-        </w:tc>
-        <w:tc>
-          <w:tcPr>
-            <w:tcW w:type="dxa" w:w="1584"/>
-            <w:shd w:val="clear" w:color="auto" w:fill="FFF2CC"/>
-          </w:tcPr>
-          <w:p>
-            <w:pPr>
-              <w:jc w:val="center"/>
-            </w:pPr>
-            <w:r>
-              <w:rPr>
-                <w:b w:val="0"/>
-                <w:sz w:val="16"/>
-              </w:rPr>
-              <w:t>—</w:t>
-            </w:r>
-          </w:p>
-        </w:tc>
-        <w:tc>
-          <w:tcPr>
-            <w:tcW w:type="dxa" w:w="1584"/>
-            <w:shd w:val="clear" w:color="auto" w:fill="FFF2CC"/>
-          </w:tcPr>
-          <w:p>
-            <w:pPr>
-              <w:jc w:val="center"/>
-            </w:pPr>
-            <w:r>
-              <w:rPr>
-                <w:b w:val="0"/>
-                <w:sz w:val="16"/>
-              </w:rPr>
-              <w:t>—</w:t>
-            </w:r>
-          </w:p>
-        </w:tc>
-        <w:tc>
-          <w:tcPr>
-            <w:tcW w:type="dxa" w:w="1584"/>
-            <w:shd w:val="clear" w:color="auto" w:fill="FFF2CC"/>
-          </w:tcPr>
-          <w:p>
-            <w:pPr>
-              <w:jc w:val="center"/>
-            </w:pPr>
-            <w:r>
-              <w:rPr>
-                <w:b w:val="0"/>
-                <w:sz w:val="16"/>
-              </w:rPr>
-              <w:t>—</w:t>
-            </w:r>
-          </w:p>
-        </w:tc>
-        <w:tc>
-          <w:tcPr>
-            <w:tcW w:type="dxa" w:w="1584"/>
-            <w:shd w:val="clear" w:color="auto" w:fill="FFF2CC"/>
-          </w:tcPr>
-          <w:p>
-            <w:pPr>
-              <w:jc w:val="center"/>
-            </w:pPr>
-            <w:r>
-              <w:rPr>
-                <w:b/>
-                <w:color w:val="00B050"/>
-                <w:sz w:val="16"/>
-              </w:rPr>
-              <w:t>Yes</w:t>
-            </w:r>
-          </w:p>
-        </w:tc>
-      </w:tr>
-      <w:tr>
-        <w:tc>
-          <w:tcPr>
-            <w:tcW w:type="dxa" w:w="3600"/>
-            <w:shd w:val="clear" w:color="auto" w:fill="FFF2CC"/>
-          </w:tcPr>
-          <w:p>
-            <w:pPr>
-              <w:jc w:val="left"/>
-            </w:pPr>
-            <w:r>
-              <w:rPr>
-                <w:b w:val="0"/>
-                <w:sz w:val="16"/>
-              </w:rPr>
-              <w:t>gate_proj (LoRA adapted)</w:t>
-            </w:r>
-          </w:p>
-        </w:tc>
-        <w:tc>
-          <w:tcPr>
-            <w:tcW w:type="dxa" w:w="1584"/>
-            <w:shd w:val="clear" w:color="auto" w:fill="FFF2CC"/>
-          </w:tcPr>
-          <w:p>
-            <w:pPr>
-              <w:jc w:val="center"/>
-            </w:pPr>
-            <w:r>
-              <w:rPr>
-                <w:b w:val="0"/>
-                <w:sz w:val="16"/>
-              </w:rPr>
-              <w:t>—</w:t>
-            </w:r>
-          </w:p>
-        </w:tc>
-        <w:tc>
-          <w:tcPr>
-            <w:tcW w:type="dxa" w:w="1584"/>
-            <w:shd w:val="clear" w:color="auto" w:fill="FFF2CC"/>
-          </w:tcPr>
-          <w:p>
-            <w:pPr>
-              <w:jc w:val="center"/>
-            </w:pPr>
-            <w:r>
-              <w:rPr>
-                <w:b w:val="0"/>
-                <w:sz w:val="16"/>
-              </w:rPr>
-              <w:t>—</w:t>
-            </w:r>
-          </w:p>
-        </w:tc>
-        <w:tc>
-          <w:tcPr>
-            <w:tcW w:type="dxa" w:w="1584"/>
-            <w:shd w:val="clear" w:color="auto" w:fill="FFF2CC"/>
-          </w:tcPr>
-          <w:p>
-            <w:pPr>
-              <w:jc w:val="center"/>
-            </w:pPr>
-            <w:r>
-              <w:rPr>
-                <w:b w:val="0"/>
-                <w:sz w:val="16"/>
-              </w:rPr>
-              <w:t>—</w:t>
-            </w:r>
-          </w:p>
-        </w:tc>
-        <w:tc>
-          <w:tcPr>
-            <w:tcW w:type="dxa" w:w="1584"/>
-            <w:shd w:val="clear" w:color="auto" w:fill="FFF2CC"/>
-          </w:tcPr>
-          <w:p>
-            <w:pPr>
-              <w:jc w:val="center"/>
-            </w:pPr>
-            <w:r>
-              <w:rPr>
-                <w:b/>
-                <w:color w:val="00B050"/>
-                <w:sz w:val="16"/>
-              </w:rPr>
-              <w:t>Yes</w:t>
-            </w:r>
-          </w:p>
-        </w:tc>
-      </w:tr>
-      <w:tr>
-        <w:tc>
-          <w:tcPr>
-            <w:tcW w:type="dxa" w:w="3600"/>
-            <w:shd w:val="clear" w:color="auto" w:fill="FFF2CC"/>
-          </w:tcPr>
-          <w:p>
-            <w:pPr>
-              <w:jc w:val="left"/>
-            </w:pPr>
-            <w:r>
-              <w:rPr>
-                <w:b w:val="0"/>
-                <w:sz w:val="16"/>
-              </w:rPr>
-              <w:t>up_proj (LoRA adapted)</w:t>
-            </w:r>
-          </w:p>
-        </w:tc>
-        <w:tc>
-          <w:tcPr>
-            <w:tcW w:type="dxa" w:w="1584"/>
-            <w:shd w:val="clear" w:color="auto" w:fill="FFF2CC"/>
-          </w:tcPr>
-          <w:p>
-            <w:pPr>
-              <w:jc w:val="center"/>
-            </w:pPr>
-            <w:r>
-              <w:rPr>
-                <w:b w:val="0"/>
-                <w:sz w:val="16"/>
-              </w:rPr>
-              <w:t>—</w:t>
-            </w:r>
-          </w:p>
-        </w:tc>
-        <w:tc>
-          <w:tcPr>
-            <w:tcW w:type="dxa" w:w="1584"/>
-            <w:shd w:val="clear" w:color="auto" w:fill="FFF2CC"/>
-          </w:tcPr>
-          <w:p>
-            <w:pPr>
-              <w:jc w:val="center"/>
-            </w:pPr>
-            <w:r>
-              <w:rPr>
-                <w:b w:val="0"/>
-                <w:sz w:val="16"/>
-              </w:rPr>
-              <w:t>—</w:t>
-            </w:r>
-          </w:p>
-        </w:tc>
-        <w:tc>
-          <w:tcPr>
-            <w:tcW w:type="dxa" w:w="1584"/>
-            <w:shd w:val="clear" w:color="auto" w:fill="FFF2CC"/>
-          </w:tcPr>
-          <w:p>
-            <w:pPr>
-              <w:jc w:val="center"/>
-            </w:pPr>
-            <w:r>
-              <w:rPr>
-                <w:b w:val="0"/>
-                <w:sz w:val="16"/>
-              </w:rPr>
-              <w:t>—</w:t>
-            </w:r>
-          </w:p>
-        </w:tc>
-        <w:tc>
-          <w:tcPr>
-            <w:tcW w:type="dxa" w:w="1584"/>
-            <w:shd w:val="clear" w:color="auto" w:fill="FFF2CC"/>
-          </w:tcPr>
-          <w:p>
-            <w:pPr>
-              <w:jc w:val="center"/>
-            </w:pPr>
-            <w:r>
-              <w:rPr>
-                <w:b/>
-                <w:color w:val="00B050"/>
-                <w:sz w:val="16"/>
-              </w:rPr>
-              <w:t>Yes</w:t>
-            </w:r>
-          </w:p>
-        </w:tc>
-      </w:tr>
-      <w:tr>
-        <w:tc>
-          <w:tcPr>
-            <w:tcW w:type="dxa" w:w="3600"/>
-            <w:shd w:val="clear" w:color="auto" w:fill="FFF2CC"/>
-          </w:tcPr>
-          <w:p>
-            <w:pPr>
-              <w:jc w:val="left"/>
-            </w:pPr>
-            <w:r>
-              <w:rPr>
-                <w:b w:val="0"/>
-                <w:sz w:val="16"/>
-              </w:rPr>
-              <w:t>down_proj (LoRA adapted)</w:t>
-            </w:r>
-          </w:p>
-        </w:tc>
-        <w:tc>
-          <w:tcPr>
-            <w:tcW w:type="dxa" w:w="1584"/>
-            <w:shd w:val="clear" w:color="auto" w:fill="FFF2CC"/>
-          </w:tcPr>
-          <w:p>
-            <w:pPr>
-              <w:jc w:val="center"/>
-            </w:pPr>
-            <w:r>
-              <w:rPr>
-                <w:b w:val="0"/>
-                <w:sz w:val="16"/>
-              </w:rPr>
-              <w:t>—</w:t>
-            </w:r>
-          </w:p>
-        </w:tc>
-        <w:tc>
-          <w:tcPr>
-            <w:tcW w:type="dxa" w:w="1584"/>
-            <w:shd w:val="clear" w:color="auto" w:fill="FFF2CC"/>
-          </w:tcPr>
-          <w:p>
-            <w:pPr>
-              <w:jc w:val="center"/>
-            </w:pPr>
-            <w:r>
-              <w:rPr>
-                <w:b w:val="0"/>
-                <w:sz w:val="16"/>
-              </w:rPr>
-              <w:t>—</w:t>
-            </w:r>
-          </w:p>
-        </w:tc>
-        <w:tc>
-          <w:tcPr>
-            <w:tcW w:type="dxa" w:w="1584"/>
-            <w:shd w:val="clear" w:color="auto" w:fill="FFF2CC"/>
-          </w:tcPr>
-          <w:p>
-            <w:pPr>
-              <w:jc w:val="center"/>
-            </w:pPr>
-            <w:r>
-              <w:rPr>
-                <w:b w:val="0"/>
-                <w:sz w:val="16"/>
-              </w:rPr>
-              <w:t>—</w:t>
-            </w:r>
-          </w:p>
-        </w:tc>
-        <w:tc>
-          <w:tcPr>
-            <w:tcW w:type="dxa" w:w="1584"/>
-            <w:shd w:val="clear" w:color="auto" w:fill="FFF2CC"/>
-          </w:tcPr>
-          <w:p>
-            <w:pPr>
-              <w:jc w:val="center"/>
-            </w:pPr>
-            <w:r>
-              <w:rPr>
-                <w:b/>
-                <w:color w:val="00B050"/>
-                <w:sz w:val="16"/>
-              </w:rPr>
-              <w:t>Yes</w:t>
-            </w:r>
-          </w:p>
-        </w:tc>
-      </w:tr>
-      <w:tr>
-        <w:tc>
-          <w:tcPr>
-            <w:tcW w:type="dxa" w:w="3600"/>
-            <w:shd w:val="clear" w:color="auto" w:fill="FFF2CC"/>
-          </w:tcPr>
-          <w:p>
-            <w:pPr>
-              <w:jc w:val="left"/>
-            </w:pPr>
-            <w:r>
-              <w:rPr>
-                <w:b w:val="0"/>
-                <w:sz w:val="16"/>
-              </w:rPr>
-              <w:t>Non-LoRA MLP layers</w:t>
-            </w:r>
-          </w:p>
-        </w:tc>
-        <w:tc>
-          <w:tcPr>
-            <w:tcW w:type="dxa" w:w="1584"/>
-            <w:shd w:val="clear" w:color="auto" w:fill="FFF2CC"/>
-          </w:tcPr>
-          <w:p>
-            <w:pPr>
-              <w:jc w:val="center"/>
-            </w:pPr>
-            <w:r>
-              <w:rPr>
-                <w:b w:val="0"/>
-                <w:sz w:val="16"/>
-              </w:rPr>
-              <w:t>—</w:t>
-            </w:r>
-          </w:p>
-        </w:tc>
-        <w:tc>
-          <w:tcPr>
-            <w:tcW w:type="dxa" w:w="1584"/>
-            <w:shd w:val="clear" w:color="auto" w:fill="FFF2CC"/>
-          </w:tcPr>
-          <w:p>
-            <w:pPr>
-              <w:jc w:val="center"/>
-            </w:pPr>
-            <w:r>
-              <w:rPr>
-                <w:b w:val="0"/>
-                <w:sz w:val="16"/>
-              </w:rPr>
-              <w:t>—</w:t>
-            </w:r>
-          </w:p>
-        </w:tc>
-        <w:tc>
-          <w:tcPr>
-            <w:tcW w:type="dxa" w:w="1584"/>
-            <w:shd w:val="clear" w:color="auto" w:fill="FFF2CC"/>
-          </w:tcPr>
-          <w:p>
-            <w:pPr>
-              <w:jc w:val="center"/>
-            </w:pPr>
-            <w:r>
-              <w:rPr>
-                <w:b w:val="0"/>
-                <w:sz w:val="16"/>
-              </w:rPr>
-              <w:t>—</w:t>
-            </w:r>
-          </w:p>
-        </w:tc>
-        <w:tc>
-          <w:tcPr>
-            <w:tcW w:type="dxa" w:w="1584"/>
-            <w:shd w:val="clear" w:color="auto" w:fill="FFF2CC"/>
-          </w:tcPr>
-          <w:p>
-            <w:pPr>
-              <w:jc w:val="center"/>
-            </w:pPr>
-            <w:r>
-              <w:rPr>
-                <w:b/>
-                <w:color w:val="00B050"/>
-                <w:sz w:val="16"/>
-              </w:rPr>
-              <w:t>Yes</w:t>
-            </w:r>
-          </w:p>
-        </w:tc>
-      </w:tr>
-      <w:tr>
-        <w:tc>
-          <w:tcPr>
-            <w:tcW w:type="dxa" w:w="3600"/>
-            <w:shd w:val="clear" w:color="auto" w:fill="F2F2F2"/>
-          </w:tcPr>
-          <w:p>
-            <w:pPr>
-              <w:jc w:val="left"/>
-            </w:pPr>
-            <w:r>
-              <w:rPr>
-                <w:b w:val="0"/>
-                <w:sz w:val="16"/>
-              </w:rPr>
-              <w:t>Layer norm layers</w:t>
-            </w:r>
-          </w:p>
-        </w:tc>
-        <w:tc>
-          <w:tcPr>
-            <w:tcW w:type="dxa" w:w="1584"/>
+            <w:tcW w:type="dxa" w:w="1872"/>
             <w:shd w:val="clear" w:color="auto" w:fill="F2F2F2"/>
           </w:tcPr>
           <w:p>
@@ -4898,16 +4251,52 @@
             </w:pPr>
             <w:r>
               <w:rPr>
-                <w:b w:val="0"/>
-                <w:sz w:val="16"/>
+                <w:color w:val="333333"/>
+                <w:sz w:val="18"/>
               </w:rPr>
-              <w:t>—</w:t>
+              <w:t xml:space="preserve">1.0548</w:t>
             </w:r>
           </w:p>
         </w:tc>
         <w:tc>
           <w:tcPr>
-            <w:tcW w:type="dxa" w:w="1584"/>
+            <w:tcW w:type="dxa" w:w="1872"/>
+            <w:shd w:val="clear" w:color="auto" w:fill="FCE4D6"/>
+          </w:tcPr>
+          <w:p>
+            <w:pPr>
+              <w:jc w:val="center"/>
+            </w:pPr>
+            <w:r>
+              <w:rPr>
+                <w:color w:val="333333"/>
+                <w:sz w:val="18"/>
+              </w:rPr>
+              <w:t xml:space="preserve">0.9655</w:t>
+            </w:r>
+          </w:p>
+        </w:tc>
+        <w:tc>
+          <w:tcPr>
+            <w:tcW w:type="dxa" w:w="1872"/>
+            <w:shd w:val="clear" w:color="auto" w:fill="E2EFDA"/>
+          </w:tcPr>
+          <w:p>
+            <w:pPr>
+              <w:jc w:val="center"/>
+            </w:pPr>
+            <w:r>
+              <w:rPr>
+                <w:color w:val="333333"/>
+                <w:sz w:val="18"/>
+              </w:rPr>
+              <w:t xml:space="preserve">1.0107</w:t>
+            </w:r>
+          </w:p>
+        </w:tc>
+        <w:tc>
+          <w:tcPr>
+            <w:tcW w:type="dxa" w:w="1872"/>
             <w:shd w:val="clear" w:color="auto" w:fill="F2F2F2"/>
           </w:tcPr>
           <w:p>
@@ -4916,16 +4305,35 @@
             </w:pPr>
             <w:r>
               <w:rPr>
-                <w:b w:val="0"/>
-                <w:sz w:val="16"/>
+                <w:color w:val="333333"/>
+                <w:sz w:val="18"/>
               </w:rPr>
-              <w:t>—</w:t>
+              <w:t xml:space="preserve">0.0345</w:t>
+            </w:r>
+          </w:p>
+        </w:tc>
+      </w:tr>
+      <w:tr>
+        <w:tc>
+          <w:tcPr>
+            <w:tcW w:type="dxa" w:w="1872"/>
+            <w:shd w:val="clear" w:color="auto" w:fill="F2F2F2"/>
+          </w:tcPr>
+          <w:p>
+            <w:pPr/>
+            <w:r>
+              <w:rPr>
+                <w:b/>
+                <w:color w:val="333333"/>
+                <w:sz w:val="18"/>
+              </w:rPr>
+              <w:t xml:space="preserve">Code</w:t>
             </w:r>
           </w:p>
         </w:tc>
         <w:tc>
           <w:tcPr>
-            <w:tcW w:type="dxa" w:w="1584"/>
+            <w:tcW w:type="dxa" w:w="1872"/>
             <w:shd w:val="clear" w:color="auto" w:fill="F2F2F2"/>
           </w:tcPr>
           <w:p>
@@ -4934,16 +4342,52 @@
             </w:pPr>
             <w:r>
               <w:rPr>
-                <w:b w:val="0"/>
-                <w:sz w:val="16"/>
+                <w:color w:val="333333"/>
+                <w:sz w:val="18"/>
               </w:rPr>
-              <w:t>—</w:t>
+              <w:t xml:space="preserve">1.0523</w:t>
             </w:r>
           </w:p>
         </w:tc>
         <w:tc>
           <w:tcPr>
-            <w:tcW w:type="dxa" w:w="1584"/>
+            <w:tcW w:type="dxa" w:w="1872"/>
+            <w:shd w:val="clear" w:color="auto" w:fill="FCE4D6"/>
+          </w:tcPr>
+          <w:p>
+            <w:pPr>
+              <w:jc w:val="center"/>
+            </w:pPr>
+            <w:r>
+              <w:rPr>
+                <w:color w:val="333333"/>
+                <w:sz w:val="18"/>
+              </w:rPr>
+              <w:t xml:space="preserve">0.9714</w:t>
+            </w:r>
+          </w:p>
+        </w:tc>
+        <w:tc>
+          <w:tcPr>
+            <w:tcW w:type="dxa" w:w="1872"/>
+            <w:shd w:val="clear" w:color="auto" w:fill="FCE4D6"/>
+          </w:tcPr>
+          <w:p>
+            <w:pPr>
+              <w:jc w:val="center"/>
+            </w:pPr>
+            <w:r>
+              <w:rPr>
+                <w:color w:val="333333"/>
+                <w:sz w:val="18"/>
+              </w:rPr>
+              <w:t xml:space="preserve">0.9409</w:t>
+            </w:r>
+          </w:p>
+        </w:tc>
+        <w:tc>
+          <w:tcPr>
+            <w:tcW w:type="dxa" w:w="1872"/>
             <w:shd w:val="clear" w:color="auto" w:fill="F2F2F2"/>
           </w:tcPr>
           <w:p>
@@ -4952,153 +4396,62 @@
             </w:pPr>
             <w:r>
               <w:rPr>
-                <w:b w:val="0"/>
-                <w:sz w:val="16"/>
+                <w:color w:val="333333"/>
+                <w:sz w:val="18"/>
               </w:rPr>
-              <w:t>No</w:t>
-            </w:r>
-          </w:p>
-        </w:tc>
-      </w:tr>
-      <w:tr>
-        <w:tc>
-          <w:tcPr>
-            <w:tcW w:type="dxa" w:w="3600"/>
-            <w:shd w:val="clear" w:color="auto" w:fill="FFFFFF"/>
-          </w:tcPr>
-          <w:p>
-            <w:pPr>
-              <w:jc w:val="left"/>
-            </w:pPr>
-            <w:r>
-              <w:rPr>
-                <w:b w:val="0"/>
-                <w:sz w:val="16"/>
-              </w:rPr>
-              <w:t>Embedding layer</w:t>
-            </w:r>
-          </w:p>
-        </w:tc>
-        <w:tc>
-          <w:tcPr>
-            <w:tcW w:type="dxa" w:w="1584"/>
-            <w:shd w:val="clear" w:color="auto" w:fill="FFFFFF"/>
-          </w:tcPr>
-          <w:p>
-            <w:pPr>
-              <w:jc w:val="center"/>
-            </w:pPr>
-            <w:r>
-              <w:rPr>
-                <w:b w:val="0"/>
-                <w:sz w:val="16"/>
-              </w:rPr>
-              <w:t>—</w:t>
-            </w:r>
-          </w:p>
-        </w:tc>
-        <w:tc>
-          <w:tcPr>
-            <w:tcW w:type="dxa" w:w="1584"/>
-            <w:shd w:val="clear" w:color="auto" w:fill="FFFFFF"/>
-          </w:tcPr>
-          <w:p>
-            <w:pPr>
-              <w:jc w:val="center"/>
-            </w:pPr>
-            <w:r>
-              <w:rPr>
-                <w:b w:val="0"/>
-                <w:sz w:val="16"/>
-              </w:rPr>
-              <w:t>—</w:t>
-            </w:r>
-          </w:p>
-        </w:tc>
-        <w:tc>
-          <w:tcPr>
-            <w:tcW w:type="dxa" w:w="1584"/>
-            <w:shd w:val="clear" w:color="auto" w:fill="FFFFFF"/>
-          </w:tcPr>
-          <w:p>
-            <w:pPr>
-              <w:jc w:val="center"/>
-            </w:pPr>
-            <w:r>
-              <w:rPr>
-                <w:b w:val="0"/>
-                <w:sz w:val="16"/>
-              </w:rPr>
-              <w:t>—</w:t>
-            </w:r>
-          </w:p>
-        </w:tc>
-        <w:tc>
-          <w:tcPr>
-            <w:tcW w:type="dxa" w:w="1584"/>
-            <w:shd w:val="clear" w:color="auto" w:fill="FFFFFF"/>
-          </w:tcPr>
-          <w:p>
-            <w:pPr>
-              <w:jc w:val="center"/>
-            </w:pPr>
-            <w:r>
-              <w:rPr>
-                <w:b w:val="0"/>
-                <w:sz w:val="16"/>
-              </w:rPr>
-              <w:t>No</w:t>
+              <w:t xml:space="preserve">0.0286</w:t>
             </w:r>
           </w:p>
         </w:tc>
       </w:tr>
     </w:tbl>
-    <w:p/>
     <w:p>
+      <w:pPr>
+        <w:spacing w:after="60" w:before="0"/>
+      </w:pPr>
       <w:r>
         <w:rPr>
-          <w:b/>
-          <w:sz w:val="18"/>
+          <w:i/>
+          <w:color w:val="555555"/>
+          <w:sz w:val="17"/>
         </w:rPr>
-        <w:t xml:space="preserve">DQD Ratio (LoRA-adapted layers mean / Non-adapted layers mean): </w:t>
+        <w:t xml:space="preserve">C1 consistently overshoots MMLU range (1.052–1.055). C2 undershoots in all domains — most severely for cybersecurity (0.788, 100% of layers below MMLU). C3 ≈ MMLU for cyber (1.008) and med (1.011) but also undershoots for code (0.941): code text is too syntactically narrow to cover MMLU range.</w:t>
       </w:r>
+    </w:p>
+    <w:p>
+      <w:pPr>
+        <w:spacing w:after="40" w:before="0"/>
+      </w:pPr>
       <w:r>
         <w:rPr>
-          <w:sz w:val="18"/>
+          <w:color w:val="333333"/>
+          <w:sz w:val="16"/>
         </w:rPr>
-        <w:t>_________  (Expected: &gt; 2.0)</w:t>
+        <w:t xml:space="preserve"> </w:t>
       </w:r>
     </w:p>
-    <w:p/>
     <w:p>
       <w:pPr>
-        <w:pStyle w:val="Heading2"/>
+        <w:spacing w:after="60" w:before="0"/>
       </w:pPr>
       <w:r>
         <w:rPr>
           <w:b/>
-          <w:color w:val="2E75B6"/>
+          <w:color w:val="028090"/>
           <w:sz w:val="22"/>
         </w:rPr>
-        <w:t>3.2 DQD-Accuracy Correlation</w:t>
+        <w:t xml:space="preserve">3.2  Mechanism Correlation: C2 Activation Gap vs SQ C2 Regression</w:t>
       </w:r>
     </w:p>
     <w:tbl>
       <w:tblPr>
         <w:tblStyle w:val="TableGrid"/>
         <w:tblW w:type="auto" w:w="0"/>
-        <w:tblLook w:firstColumn="1" w:firstRow="1" w:lastColumn="0" w:lastRow="0" w:noHBand="0" w:noVBand="1" w:val="04A0"/>
       </w:tblPr>
-      <w:tblGrid>
-        <w:gridCol w:w="2520"/>
-        <w:gridCol w:w="2520"/>
-        <w:gridCol w:w="2520"/>
-        <w:gridCol w:w="2520"/>
-      </w:tblGrid>
       <w:tr>
         <w:tc>
           <w:tcPr>
-            <w:tcW w:type="dxa" w:w="3600"/>
+            <w:tcW w:type="dxa" w:w="3120"/>
             <w:shd w:val="clear" w:color="auto" w:fill="1F4E79"/>
           </w:tcPr>
           <w:p>
@@ -5109,15 +4462,15 @@
               <w:rPr>
                 <w:b/>
                 <w:color w:val="FFFFFF"/>
-                <w:sz w:val="16"/>
+                <w:sz w:val="18"/>
               </w:rPr>
-              <w:t>Condition</w:t>
+              <w:t xml:space="preserve">Domain</w:t>
             </w:r>
           </w:p>
         </w:tc>
         <w:tc>
           <w:tcPr>
-            <w:tcW w:type="dxa" w:w="2160"/>
+            <w:tcW w:type="dxa" w:w="3120"/>
             <w:shd w:val="clear" w:color="auto" w:fill="1F4E79"/>
           </w:tcPr>
           <w:p>
@@ -5128,15 +4481,15 @@
               <w:rPr>
                 <w:b/>
                 <w:color w:val="FFFFFF"/>
-                <w:sz w:val="16"/>
+                <w:sz w:val="18"/>
               </w:rPr>
-              <w:t>Mean DQD Score</w:t>
+              <w:t xml:space="preserve">C2 Activation Gap (1−ratio)</w:t>
             </w:r>
           </w:p>
         </w:tc>
         <w:tc>
           <w:tcPr>
-            <w:tcW w:type="dxa" w:w="2592"/>
+            <w:tcW w:type="dxa" w:w="3120"/>
             <w:shd w:val="clear" w:color="auto" w:fill="1F4E79"/>
           </w:tcPr>
           <w:p>
@@ -5147,16 +4500,35 @@
               <w:rPr>
                 <w:b/>
                 <w:color w:val="FFFFFF"/>
-                <w:sz w:val="16"/>
+                <w:sz w:val="18"/>
               </w:rPr>
-              <w:t>Accuracy Drop vs FP16 (%)</w:t>
+              <w:t xml:space="preserve">SQ C2 MMLU Regression (pp)</w:t>
+            </w:r>
+          </w:p>
+        </w:tc>
+      </w:tr>
+      <w:tr>
+        <w:tc>
+          <w:tcPr>
+            <w:tcW w:type="dxa" w:w="3120"/>
+            <w:shd w:val="clear" w:color="auto" w:fill="F2F2F2"/>
+          </w:tcPr>
+          <w:p>
+            <w:pPr/>
+            <w:r>
+              <w:rPr>
+                <w:b/>
+                <w:color w:val="333333"/>
+                <w:sz w:val="18"/>
+              </w:rPr>
+              <w:t xml:space="preserve">Cybersecurity</w:t>
             </w:r>
           </w:p>
         </w:tc>
         <w:tc>
           <w:tcPr>
-            <w:tcW w:type="dxa" w:w="2448"/>
-            <w:shd w:val="clear" w:color="auto" w:fill="1F4E79"/>
+            <w:tcW w:type="dxa" w:w="3120"/>
+            <w:shd w:val="clear" w:color="auto" w:fill="FCE4D6"/>
           </w:tcPr>
           <w:p>
             <w:pPr>
@@ -5165,10 +4537,29 @@
             <w:r>
               <w:rPr>
                 <w:b/>
-                <w:color w:val="FFFFFF"/>
-                <w:sz w:val="16"/>
+                <w:color w:val="333333"/>
+                <w:sz w:val="18"/>
               </w:rPr>
-              <w:t>Notes</w:t>
+              <w:t xml:space="preserve">0.2121  (100% layers under)</w:t>
+            </w:r>
+          </w:p>
+        </w:tc>
+        <w:tc>
+          <w:tcPr>
+            <w:tcW w:type="dxa" w:w="3120"/>
+            <w:shd w:val="clear" w:color="auto" w:fill="FCE4D6"/>
+          </w:tcPr>
+          <w:p>
+            <w:pPr>
+              <w:jc w:val="center"/>
+            </w:pPr>
+            <w:r>
+              <w:rPr>
+                <w:b/>
+                <w:color w:val="333333"/>
+                <w:sz w:val="18"/>
+              </w:rPr>
+              <w:t xml:space="preserve">9.31 pp</w:t>
             </w:r>
           </w:p>
         </w:tc>
@@ -5176,25 +4567,24 @@
       <w:tr>
         <w:tc>
           <w:tcPr>
-            <w:tcW w:type="dxa" w:w="3600"/>
+            <w:tcW w:type="dxa" w:w="3120"/>
             <w:shd w:val="clear" w:color="auto" w:fill="F2F2F2"/>
           </w:tcPr>
           <w:p>
-            <w:pPr>
-              <w:jc w:val="left"/>
-            </w:pPr>
+            <w:pPr/>
             <w:r>
               <w:rPr>
-                <w:b w:val="0"/>
-                <w:sz w:val="16"/>
+                <w:b/>
+                <w:color w:val="333333"/>
+                <w:sz w:val="18"/>
               </w:rPr>
-              <w:t>Cybersecurity — INT4 AWQ</w:t>
+              <w:t xml:space="preserve">Medical</w:t>
             </w:r>
           </w:p>
         </w:tc>
         <w:tc>
           <w:tcPr>
-            <w:tcW w:type="dxa" w:w="2160"/>
+            <w:tcW w:type="dxa" w:w="3120"/>
             <w:shd w:val="clear" w:color="auto" w:fill="F2F2F2"/>
           </w:tcPr>
           <w:p>
@@ -5203,16 +4593,16 @@
             </w:pPr>
             <w:r>
               <w:rPr>
-                <w:b w:val="0"/>
-                <w:sz w:val="16"/>
+                <w:color w:val="333333"/>
+                <w:sz w:val="18"/>
               </w:rPr>
-              <w:t>—</w:t>
+              <w:t xml:space="preserve">0.0345  (61.6% layers under)</w:t>
             </w:r>
           </w:p>
         </w:tc>
         <w:tc>
           <w:tcPr>
-            <w:tcW w:type="dxa" w:w="2592"/>
+            <w:tcW w:type="dxa" w:w="3120"/>
             <w:shd w:val="clear" w:color="auto" w:fill="F2F2F2"/>
           </w:tcPr>
           <w:p>
@@ -5221,16 +4611,35 @@
             </w:pPr>
             <w:r>
               <w:rPr>
-                <w:b w:val="0"/>
-                <w:sz w:val="16"/>
+                <w:color w:val="333333"/>
+                <w:sz w:val="18"/>
               </w:rPr>
-              <w:t>—</w:t>
+              <w:t xml:space="preserve">2.41 pp</w:t>
+            </w:r>
+          </w:p>
+        </w:tc>
+      </w:tr>
+      <w:tr>
+        <w:tc>
+          <w:tcPr>
+            <w:tcW w:type="dxa" w:w="3120"/>
+            <w:shd w:val="clear" w:color="auto" w:fill="F2F2F2"/>
+          </w:tcPr>
+          <w:p>
+            <w:pPr/>
+            <w:r>
+              <w:rPr>
+                <w:b/>
+                <w:color w:val="333333"/>
+                <w:sz w:val="18"/>
+              </w:rPr>
+              <w:t xml:space="preserve">Code</w:t>
             </w:r>
           </w:p>
         </w:tc>
         <w:tc>
           <w:tcPr>
-            <w:tcW w:type="dxa" w:w="2448"/>
+            <w:tcW w:type="dxa" w:w="3120"/>
             <w:shd w:val="clear" w:color="auto" w:fill="F2F2F2"/>
           </w:tcPr>
           <w:p>
@@ -5239,108 +4648,16 @@
             </w:pPr>
             <w:r>
               <w:rPr>
-                <w:b w:val="0"/>
-                <w:sz w:val="16"/>
+                <w:color w:val="333333"/>
+                <w:sz w:val="18"/>
               </w:rPr>
-            </w:r>
-          </w:p>
-        </w:tc>
-      </w:tr>
-      <w:tr>
-        <w:tc>
-          <w:tcPr>
-            <w:tcW w:type="dxa" w:w="3600"/>
-            <w:shd w:val="clear" w:color="auto" w:fill="FFFFFF"/>
-          </w:tcPr>
-          <w:p>
-            <w:pPr>
-              <w:jc w:val="left"/>
-            </w:pPr>
-            <w:r>
-              <w:rPr>
-                <w:b w:val="0"/>
-                <w:sz w:val="16"/>
-              </w:rPr>
-              <w:t>Cybersecurity — INT8 SQ</w:t>
+              <w:t xml:space="preserve">0.0286  (71.9% layers under)</w:t>
             </w:r>
           </w:p>
         </w:tc>
         <w:tc>
           <w:tcPr>
-            <w:tcW w:type="dxa" w:w="2160"/>
-            <w:shd w:val="clear" w:color="auto" w:fill="FFFFFF"/>
-          </w:tcPr>
-          <w:p>
-            <w:pPr>
-              <w:jc w:val="center"/>
-            </w:pPr>
-            <w:r>
-              <w:rPr>
-                <w:b w:val="0"/>
-                <w:sz w:val="16"/>
-              </w:rPr>
-              <w:t>—</w:t>
-            </w:r>
-          </w:p>
-        </w:tc>
-        <w:tc>
-          <w:tcPr>
-            <w:tcW w:type="dxa" w:w="2592"/>
-            <w:shd w:val="clear" w:color="auto" w:fill="FFFFFF"/>
-          </w:tcPr>
-          <w:p>
-            <w:pPr>
-              <w:jc w:val="center"/>
-            </w:pPr>
-            <w:r>
-              <w:rPr>
-                <w:b w:val="0"/>
-                <w:sz w:val="16"/>
-              </w:rPr>
-              <w:t>—</w:t>
-            </w:r>
-          </w:p>
-        </w:tc>
-        <w:tc>
-          <w:tcPr>
-            <w:tcW w:type="dxa" w:w="2448"/>
-            <w:shd w:val="clear" w:color="auto" w:fill="FFFFFF"/>
-          </w:tcPr>
-          <w:p>
-            <w:pPr>
-              <w:jc w:val="center"/>
-            </w:pPr>
-            <w:r>
-              <w:rPr>
-                <w:b w:val="0"/>
-                <w:sz w:val="16"/>
-              </w:rPr>
-            </w:r>
-          </w:p>
-        </w:tc>
-      </w:tr>
-      <w:tr>
-        <w:tc>
-          <w:tcPr>
-            <w:tcW w:type="dxa" w:w="3600"/>
-            <w:shd w:val="clear" w:color="auto" w:fill="F2F2F2"/>
-          </w:tcPr>
-          <w:p>
-            <w:pPr>
-              <w:jc w:val="left"/>
-            </w:pPr>
-            <w:r>
-              <w:rPr>
-                <w:b w:val="0"/>
-                <w:sz w:val="16"/>
-              </w:rPr>
-              <w:t>Cybersecurity — FP8</w:t>
-            </w:r>
-          </w:p>
-        </w:tc>
-        <w:tc>
-          <w:tcPr>
-            <w:tcW w:type="dxa" w:w="2160"/>
+            <w:tcW w:type="dxa" w:w="3120"/>
             <w:shd w:val="clear" w:color="auto" w:fill="F2F2F2"/>
           </w:tcPr>
           <w:p>
@@ -5349,17 +4666,52 @@
             </w:pPr>
             <w:r>
               <w:rPr>
-                <w:b w:val="0"/>
-                <w:sz w:val="16"/>
+                <w:color w:val="333333"/>
+                <w:sz w:val="18"/>
               </w:rPr>
-              <w:t>—</w:t>
+              <w:t xml:space="preserve">1.80 pp</w:t>
+            </w:r>
+          </w:p>
+        </w:tc>
+      </w:tr>
+      <w:tr>
+        <w:tc>
+          <w:tcPr>
+            <w:tcW w:type="dxa" w:w="3120"/>
+            <w:shd w:val="clear" w:color="auto" w:fill="1F4E79"/>
+          </w:tcPr>
+          <w:p>
+            <w:pPr/>
+            <w:r>
+              <w:rPr>
+                <w:b/>
+                <w:color w:val="FFFFFF"/>
+                <w:sz w:val="18"/>
+              </w:rPr>
+              <w:t xml:space="preserve">Pearson r</w:t>
             </w:r>
           </w:p>
         </w:tc>
         <w:tc>
           <w:tcPr>
-            <w:tcW w:type="dxa" w:w="2592"/>
-            <w:shd w:val="clear" w:color="auto" w:fill="F2F2F2"/>
+            <w:tcW w:type="dxa" w:w="3120"/>
+            <w:shd w:val="clear" w:color="auto" w:fill="FFFFFF"/>
+          </w:tcPr>
+          <w:p>
+            <w:pPr/>
+            <w:r>
+              <w:rPr>
+                <w:color w:val="333333"/>
+                <w:sz w:val="18"/>
+              </w:rPr>
+              <w:t xml:space="preserve"/>
+            </w:r>
+          </w:p>
+        </w:tc>
+        <w:tc>
+          <w:tcPr>
+            <w:tcW w:type="dxa" w:w="3120"/>
+            <w:shd w:val="clear" w:color="auto" w:fill="E2EFDA"/>
           </w:tcPr>
           <w:p>
             <w:pPr>
@@ -5367,278 +4719,39 @@
             </w:pPr>
             <w:r>
               <w:rPr>
-                <w:b w:val="0"/>
-                <w:sz w:val="16"/>
+                <w:b/>
+                <w:color w:val="333333"/>
+                <w:sz w:val="18"/>
               </w:rPr>
-              <w:t>—</w:t>
-            </w:r>
-          </w:p>
-        </w:tc>
-        <w:tc>
-          <w:tcPr>
-            <w:tcW w:type="dxa" w:w="2448"/>
-            <w:shd w:val="clear" w:color="auto" w:fill="F2F2F2"/>
-          </w:tcPr>
-          <w:p>
-            <w:pPr>
-              <w:jc w:val="center"/>
-            </w:pPr>
-            <w:r>
-              <w:rPr>
-                <w:b w:val="0"/>
-                <w:sz w:val="16"/>
-              </w:rPr>
-            </w:r>
-          </w:p>
-        </w:tc>
-      </w:tr>
-      <w:tr>
-        <w:tc>
-          <w:tcPr>
-            <w:tcW w:type="dxa" w:w="3600"/>
-            <w:shd w:val="clear" w:color="auto" w:fill="FFFFFF"/>
-          </w:tcPr>
-          <w:p>
-            <w:pPr>
-              <w:jc w:val="left"/>
-            </w:pPr>
-            <w:r>
-              <w:rPr>
-                <w:b w:val="0"/>
-                <w:sz w:val="16"/>
-              </w:rPr>
-              <w:t>Biomedical — INT4 AWQ</w:t>
-            </w:r>
-          </w:p>
-        </w:tc>
-        <w:tc>
-          <w:tcPr>
-            <w:tcW w:type="dxa" w:w="2160"/>
-            <w:shd w:val="clear" w:color="auto" w:fill="FFFFFF"/>
-          </w:tcPr>
-          <w:p>
-            <w:pPr>
-              <w:jc w:val="center"/>
-            </w:pPr>
-            <w:r>
-              <w:rPr>
-                <w:b w:val="0"/>
-                <w:sz w:val="16"/>
-              </w:rPr>
-              <w:t>—</w:t>
-            </w:r>
-          </w:p>
-        </w:tc>
-        <w:tc>
-          <w:tcPr>
-            <w:tcW w:type="dxa" w:w="2592"/>
-            <w:shd w:val="clear" w:color="auto" w:fill="FFFFFF"/>
-          </w:tcPr>
-          <w:p>
-            <w:pPr>
-              <w:jc w:val="center"/>
-            </w:pPr>
-            <w:r>
-              <w:rPr>
-                <w:b w:val="0"/>
-                <w:sz w:val="16"/>
-              </w:rPr>
-              <w:t>—</w:t>
-            </w:r>
-          </w:p>
-        </w:tc>
-        <w:tc>
-          <w:tcPr>
-            <w:tcW w:type="dxa" w:w="2448"/>
-            <w:shd w:val="clear" w:color="auto" w:fill="FFFFFF"/>
-          </w:tcPr>
-          <w:p>
-            <w:pPr>
-              <w:jc w:val="center"/>
-            </w:pPr>
-            <w:r>
-              <w:rPr>
-                <w:b w:val="0"/>
-                <w:sz w:val="16"/>
-              </w:rPr>
-            </w:r>
-          </w:p>
-        </w:tc>
-      </w:tr>
-      <w:tr>
-        <w:tc>
-          <w:tcPr>
-            <w:tcW w:type="dxa" w:w="3600"/>
-            <w:shd w:val="clear" w:color="auto" w:fill="F2F2F2"/>
-          </w:tcPr>
-          <w:p>
-            <w:pPr>
-              <w:jc w:val="left"/>
-            </w:pPr>
-            <w:r>
-              <w:rPr>
-                <w:b w:val="0"/>
-                <w:sz w:val="16"/>
-              </w:rPr>
-              <w:t>Biomedical — INT8 SQ</w:t>
-            </w:r>
-          </w:p>
-        </w:tc>
-        <w:tc>
-          <w:tcPr>
-            <w:tcW w:type="dxa" w:w="2160"/>
-            <w:shd w:val="clear" w:color="auto" w:fill="F2F2F2"/>
-          </w:tcPr>
-          <w:p>
-            <w:pPr>
-              <w:jc w:val="center"/>
-            </w:pPr>
-            <w:r>
-              <w:rPr>
-                <w:b w:val="0"/>
-                <w:sz w:val="16"/>
-              </w:rPr>
-              <w:t>—</w:t>
-            </w:r>
-          </w:p>
-        </w:tc>
-        <w:tc>
-          <w:tcPr>
-            <w:tcW w:type="dxa" w:w="2592"/>
-            <w:shd w:val="clear" w:color="auto" w:fill="F2F2F2"/>
-          </w:tcPr>
-          <w:p>
-            <w:pPr>
-              <w:jc w:val="center"/>
-            </w:pPr>
-            <w:r>
-              <w:rPr>
-                <w:b w:val="0"/>
-                <w:sz w:val="16"/>
-              </w:rPr>
-              <w:t>—</w:t>
-            </w:r>
-          </w:p>
-        </w:tc>
-        <w:tc>
-          <w:tcPr>
-            <w:tcW w:type="dxa" w:w="2448"/>
-            <w:shd w:val="clear" w:color="auto" w:fill="F2F2F2"/>
-          </w:tcPr>
-          <w:p>
-            <w:pPr>
-              <w:jc w:val="center"/>
-            </w:pPr>
-            <w:r>
-              <w:rPr>
-                <w:b w:val="0"/>
-                <w:sz w:val="16"/>
-              </w:rPr>
-            </w:r>
-          </w:p>
-        </w:tc>
-      </w:tr>
-      <w:tr>
-        <w:tc>
-          <w:tcPr>
-            <w:tcW w:type="dxa" w:w="3600"/>
-            <w:shd w:val="clear" w:color="auto" w:fill="FFFFFF"/>
-          </w:tcPr>
-          <w:p>
-            <w:pPr>
-              <w:jc w:val="left"/>
-            </w:pPr>
-            <w:r>
-              <w:rPr>
-                <w:b w:val="0"/>
-                <w:sz w:val="16"/>
-              </w:rPr>
-              <w:t>Code — INT4 AWQ</w:t>
-            </w:r>
-          </w:p>
-        </w:tc>
-        <w:tc>
-          <w:tcPr>
-            <w:tcW w:type="dxa" w:w="2160"/>
-            <w:shd w:val="clear" w:color="auto" w:fill="FFFFFF"/>
-          </w:tcPr>
-          <w:p>
-            <w:pPr>
-              <w:jc w:val="center"/>
-            </w:pPr>
-            <w:r>
-              <w:rPr>
-                <w:b w:val="0"/>
-                <w:sz w:val="16"/>
-              </w:rPr>
-              <w:t>—</w:t>
-            </w:r>
-          </w:p>
-        </w:tc>
-        <w:tc>
-          <w:tcPr>
-            <w:tcW w:type="dxa" w:w="2592"/>
-            <w:shd w:val="clear" w:color="auto" w:fill="FFFFFF"/>
-          </w:tcPr>
-          <w:p>
-            <w:pPr>
-              <w:jc w:val="center"/>
-            </w:pPr>
-            <w:r>
-              <w:rPr>
-                <w:b w:val="0"/>
-                <w:sz w:val="16"/>
-              </w:rPr>
-              <w:t>—</w:t>
-            </w:r>
-          </w:p>
-        </w:tc>
-        <w:tc>
-          <w:tcPr>
-            <w:tcW w:type="dxa" w:w="2448"/>
-            <w:shd w:val="clear" w:color="auto" w:fill="FFFFFF"/>
-          </w:tcPr>
-          <w:p>
-            <w:pPr>
-              <w:jc w:val="center"/>
-            </w:pPr>
-            <w:r>
-              <w:rPr>
-                <w:b w:val="0"/>
-                <w:sz w:val="16"/>
-              </w:rPr>
+              <w:t xml:space="preserve">0.999  ✓  (near-perfect correlation)</w:t>
             </w:r>
           </w:p>
         </w:tc>
       </w:tr>
     </w:tbl>
-    <w:p/>
     <w:p>
+      <w:pPr>
+        <w:spacing w:after="80" w:before="0"/>
+      </w:pPr>
       <w:r>
         <w:rPr>
-          <w:b/>
-          <w:sz w:val="18"/>
+          <w:i/>
+          <w:color w:val="555555"/>
+          <w:sz w:val="17"/>
         </w:rPr>
-        <w:t xml:space="preserve">Pearson r (DQD vs. Accuracy Drop, all conditions): </w:t>
-      </w:r>
-      <w:r>
-        <w:rPr>
-          <w:sz w:val="18"/>
-        </w:rPr>
-        <w:t>_________  (Expected: &gt; 0.7 to claim predictive validity)</w:t>
+        <w:t xml:space="preserve">Pearson r = 0.999 across 3 domains confirms activation-range underestimation is the proximate mechanism behind SQ C2 regression. The gap magnitude scales with domain narrowness: cybersecurity (narrow QLoRA) &gt;&gt; medical &gt;&gt; code.</w:t>
       </w:r>
     </w:p>
     <w:p>
       <w:pPr>
-        <w:pBdr>
-          <w:bottom w:val="single" w:sz="4" w:space="1" w:color="2E75B6"/>
-        </w:pBdr>
-        <w:spacing w:after="120" w:before="120"/>
+        <w:spacing w:after="40" w:before="0"/>
       </w:pPr>
-    </w:p>
-    <w:p>
       <w:r>
-        <w:br w:type="page"/>
+        <w:rPr>
+          <w:color w:val="333333"/>
+          <w:sz w:val="16"/>
+        </w:rPr>
+        <w:t xml:space="preserve"> </w:t>
       </w:r>
     </w:p>
     <w:p>
